--- a/chapters/estimation-handout.docx
+++ b/chapters/estimation-handout.docx
@@ -2788,10 +2788,7 @@
               </w:r>
             </w:hyperlink>
             <w:r>
-              <w:t xml:space="preserve"> </w:t>
-            </w:r>
-            <w:r>
-              <w:t xml:space="preserve">below).</w:t>
+              <w:t xml:space="preserve">).</w:t>
             </w:r>
           </w:p>
           <w:bookmarkEnd w:id="29"/>
